--- a/docs/教学/实习/汇报课-二年级下-数独游戏/教学设计（片段教学）.docx
+++ b/docs/教学/实习/汇报课-二年级下-数独游戏/教学设计（片段教学）.docx
@@ -4,6 +4,7 @@
   <w:body>
     <w:p>
       <w:pPr>
+        <w:spacing w:after="0"/>
         <w:jc w:val="center"/>
         <w:rPr>
           <w:rFonts w:hint="eastAsia"/>
@@ -26,10 +27,22 @@
     </w:p>
     <w:p>
       <w:pPr>
-        <w:rPr>
-          <w:rFonts w:hint="eastAsia"/>
-        </w:rPr>
-      </w:pPr>
+        <w:spacing w:after="0" w:line="240" w:lineRule="auto"/>
+        <w:jc w:val="center"/>
+        <w:rPr>
+          <w:rFonts w:hint="eastAsia"/>
+          <w:sz w:val="21"/>
+          <w:szCs w:val="22"/>
+        </w:rPr>
+      </w:pPr>
+      <w:r>
+        <w:rPr>
+          <w:rFonts w:hint="eastAsia"/>
+          <w:sz w:val="21"/>
+          <w:szCs w:val="22"/>
+        </w:rPr>
+        <w:t>张宗达 202309110209 小教2班</w:t>
+      </w:r>
     </w:p>
     <w:p>
       <w:pPr>
@@ -56,34 +69,8 @@
       </w:r>
     </w:p>
     <w:p>
-      <w:pPr>
-        <w:rPr>
-          <w:rFonts w:hint="eastAsia"/>
-        </w:rPr>
-      </w:pPr>
-      <w:proofErr w:type="gramStart"/>
-      <w:r>
-        <w:t>本节课选自</w:t>
-      </w:r>
-      <w:proofErr w:type="gramEnd"/>
-      <w:r>
-        <w:t>人教版小学数学二年级下册“万以内的加法和减法”单元中的拓展性内容“数独游戏”。虽然</w:t>
-      </w:r>
-      <w:proofErr w:type="gramStart"/>
-      <w:r>
-        <w:t>数独本身</w:t>
-      </w:r>
-      <w:proofErr w:type="gramEnd"/>
-      <w:r>
-        <w:t>不直接涉及加减运算，但其本质是逻辑推理与数字排列的结合，有助于发展学生的有序思维、观察能力和初步的抽象思维能力。教材通过一个4X4的简化</w:t>
-      </w:r>
-      <w:proofErr w:type="gramStart"/>
-      <w:r>
-        <w:t>数独题</w:t>
-      </w:r>
-      <w:proofErr w:type="gramEnd"/>
-      <w:r>
-        <w:t>引导学生理解“每行、每列、每个宫格都必须包含1~4且不能重复”的规则，强调从已知信息出发逐步推理的过程，为后续复杂逻辑问题的学习打下基础。该内容贴近生活实际，趣味性强，能有效激发低年级学生对数学的兴趣。</w:t>
+      <w:r>
+        <w:t>本节课选自人教版小学数学二年级下册“万以内的加法和减法”单元中的拓展性内容“数独游戏”。虽然数独本身不直接涉及加减运算，但其本质是逻辑推理与数字排列的结合，有助于发展学生的有序思维、观察能力和初步的抽象思维能力。教材通过一个4X4的简化数独题引导学生理解“每行、每列、每个宫格都必须包含1~4且不能重复”的规则，强调从已知信息出发逐步推理的过程，为后续复杂逻辑问题的学习打下基础。该内容贴近生活实际，趣味性强，能有效激发低年级学生对数学的兴趣。</w:t>
       </w:r>
     </w:p>
     <w:p>
@@ -118,28 +105,8 @@
       </w:r>
     </w:p>
     <w:p>
-      <w:pPr>
-        <w:rPr>
-          <w:rFonts w:hint="eastAsia"/>
-        </w:rPr>
-      </w:pPr>
-    </w:p>
-    <w:p>
-      <w:pPr>
-        <w:rPr>
-          <w:rFonts w:hint="eastAsia"/>
-        </w:rPr>
-      </w:pPr>
-      <w:r>
-        <w:t>二年级学生正处于具体形象思维向初步逻辑思维过渡的关键阶段，他们对新鲜事物充满好奇，喜欢动手操作和参与游戏类活动。此前学生己</w:t>
-      </w:r>
-      <w:proofErr w:type="gramStart"/>
-      <w:r>
-        <w:t>经掌握</w:t>
-      </w:r>
-      <w:proofErr w:type="gramEnd"/>
-      <w:r>
-        <w:t>了基本的数字认知和简单的加减法运算，具备一定的观察和比较能力。但由于年龄特点，他们的注意力持续时间较短，容易受外界于扰，逻辑推理能力尚处于萌芽状态。因此，在教学中需要借助直观形象的游戏情境来吸引学生兴趣，并通过层层递进的问题引导帮助他们建立有序思考的习惯。部分学生可能在面对多个限制条件时感到困惑，教师而给予充分的时间探索和表达机会鼓励合作交流，提升思维的条理性与完整性。</w:t>
+      <w:r>
+        <w:t>二年级学生正处于具体形象思维向初步逻辑思维过渡的关键阶段，他们对新鲜事物充满好奇，喜欢动手操作和参与游戏类活动。此前学生己经掌握了基本的数字认知和简单的加减法运算，具备一定的观察和比较能力。但由于年龄特点，他们的注意力持续时间较短，容易受外界于扰，逻辑推理能力尚处于萌芽状态。因此，在教学中需要借助直观形象的游戏情境来吸引学生兴趣，并通过层层递进的问题引导帮助他们建立有序思考的习惯。部分学生可能在面对多个限制条件时感到困惑，教师而给予充分的时间探索和表达机会鼓励合作交流，提升思维的条理性与完整性。</w:t>
       </w:r>
     </w:p>
     <w:p>
@@ -180,23 +147,7 @@
         </w:rPr>
       </w:pPr>
       <w:r>
-        <w:t>1、认识4X4数独（</w:t>
-      </w:r>
-      <w:proofErr w:type="gramStart"/>
-      <w:r>
-        <w:t>四宫小格</w:t>
-      </w:r>
-      <w:proofErr w:type="gramEnd"/>
-      <w:r>
-        <w:t>）的基本结构，熟练掌握</w:t>
-      </w:r>
-      <w:proofErr w:type="gramStart"/>
-      <w:r>
-        <w:t>数独核心</w:t>
-      </w:r>
-      <w:proofErr w:type="gramEnd"/>
-      <w:r>
-        <w:t>规则，能</w:t>
+        <w:t>1、认识4X4数独（四宫小格）的基本结构，熟练掌握数独核心规则，能</w:t>
       </w:r>
       <w:r>
         <w:rPr>
@@ -214,109 +165,64 @@
         <w:t>方法</w:t>
       </w:r>
       <w:r>
-        <w:t>，独立完成简单的4X4</w:t>
-      </w:r>
-      <w:proofErr w:type="gramStart"/>
-      <w:r>
-        <w:t>数独填数</w:t>
-      </w:r>
-      <w:proofErr w:type="gramEnd"/>
-      <w:r>
-        <w:t>游戏，准确填出方格中的数字。</w:t>
-      </w:r>
-    </w:p>
-    <w:p>
-      <w:pPr>
-        <w:rPr>
-          <w:rFonts w:hint="eastAsia"/>
-        </w:rPr>
-      </w:pPr>
-      <w:r>
-        <w:t>2、经历“观察方格—分析推理—尝试填数—验证纠错”的完整解题过程，学会优先从数字多的行、列、</w:t>
-      </w:r>
-      <w:proofErr w:type="gramStart"/>
-      <w:r>
-        <w:t>宫找突破口</w:t>
-      </w:r>
-      <w:proofErr w:type="gramEnd"/>
-      <w:r>
-        <w:t>，初步掌握简单的逻辑推理方法，提升有序思考和数学表达能力。</w:t>
-      </w:r>
-    </w:p>
-    <w:p>
-      <w:pPr>
-        <w:rPr>
-          <w:rFonts w:hint="eastAsia"/>
-        </w:rPr>
-      </w:pPr>
-      <w:r>
-        <w:t>3、</w:t>
-      </w:r>
-      <w:proofErr w:type="gramStart"/>
-      <w:r>
-        <w:t>感受数独游戏</w:t>
-      </w:r>
-      <w:proofErr w:type="gramEnd"/>
-      <w:r>
-        <w:t>的趣味性，体会数学推理的乐趣，培养认真观察、细心严谨、主动思考的良好学习习惯，增强数学学习的自信心和探究欲望。</w:t>
-      </w:r>
-    </w:p>
-    <w:p>
-      <w:pPr>
-        <w:rPr>
-          <w:rFonts w:hint="eastAsia"/>
-        </w:rPr>
-      </w:pPr>
-    </w:p>
-    <w:p>
-      <w:pPr>
-        <w:rPr>
-          <w:rFonts w:hint="eastAsia"/>
-          <w:sz w:val="28"/>
-          <w:szCs w:val="32"/>
-        </w:rPr>
-      </w:pPr>
-      <w:r>
-        <w:rPr>
-          <w:rFonts w:hint="eastAsia"/>
-          <w:sz w:val="28"/>
-          <w:szCs w:val="32"/>
-        </w:rPr>
+        <w:t>，独立完成简单的4X4数独填数游戏，准确填出方格中的数字。</w:t>
+      </w:r>
+    </w:p>
+    <w:p>
+      <w:pPr>
+        <w:rPr>
+          <w:rFonts w:hint="eastAsia"/>
+        </w:rPr>
+      </w:pPr>
+      <w:r>
+        <w:t>2、经历“观察方格—分析推理—尝试填数—验证纠错”的完整解题过程，学会优先从数字多的行、列、宫找突破口，初步掌握简单的逻辑推理方法，提升有序思考和数学表达能力。</w:t>
+      </w:r>
+    </w:p>
+    <w:p>
+      <w:r>
+        <w:t>3、感受数独游戏的趣味性，体会数学推理的乐趣，培养认真观察、细心严谨、主动思考的良好学习习惯，增强数学学习的自信心和探究欲望。</w:t>
+      </w:r>
+    </w:p>
+    <w:p>
+      <w:pPr>
+        <w:rPr>
+          <w:rFonts w:hint="eastAsia"/>
+        </w:rPr>
+      </w:pPr>
+    </w:p>
+    <w:p>
+      <w:pPr>
+        <w:rPr>
+          <w:rFonts w:hint="eastAsia"/>
+          <w:sz w:val="28"/>
+          <w:szCs w:val="32"/>
+        </w:rPr>
+      </w:pPr>
+      <w:r>
+        <w:rPr>
+          <w:rFonts w:hint="eastAsia"/>
+          <w:sz w:val="28"/>
+          <w:szCs w:val="32"/>
+        </w:rPr>
+        <w:t>四、</w:t>
+      </w:r>
+      <w:r>
+        <w:rPr>
+          <w:sz w:val="28"/>
+          <w:szCs w:val="32"/>
+        </w:rPr>
+        <w:t>教学重难点</w:t>
+      </w:r>
+    </w:p>
+    <w:p>
+      <w:pPr>
+        <w:rPr>
+          <w:rFonts w:hint="eastAsia"/>
+        </w:rPr>
+      </w:pPr>
+      <w:r>
         <w:lastRenderedPageBreak/>
-        <w:t>四、</w:t>
-      </w:r>
-      <w:r>
-        <w:rPr>
-          <w:sz w:val="28"/>
-          <w:szCs w:val="32"/>
-        </w:rPr>
-        <w:t>教学重难点</w:t>
-      </w:r>
-    </w:p>
-    <w:p>
-      <w:pPr>
-        <w:rPr>
-          <w:rFonts w:hint="eastAsia"/>
-        </w:rPr>
-      </w:pPr>
-      <w:r>
-        <w:t>重点：掌握4X4</w:t>
-      </w:r>
-      <w:proofErr w:type="gramStart"/>
-      <w:r>
-        <w:t>数独的</w:t>
-      </w:r>
-      <w:proofErr w:type="gramEnd"/>
-      <w:r>
-        <w:t>游戏规则，学会灵活运用方法推算未知数字，能独立完成</w:t>
-      </w:r>
-      <w:proofErr w:type="gramStart"/>
-      <w:r>
-        <w:t>基础数独填空</w:t>
-      </w:r>
-      <w:proofErr w:type="gramEnd"/>
-      <w:r>
-        <w:t>。</w:t>
+        <w:t>重点：掌握4X4数独的游戏规则，学会灵活运用方法推算未知数字，能独立完成基础数独填空。</w:t>
       </w:r>
     </w:p>
     <w:p>
@@ -339,7 +245,6 @@
     <w:p>
       <w:pPr>
         <w:rPr>
-          <w:rFonts w:hint="eastAsia"/>
           <w:sz w:val="28"/>
           <w:szCs w:val="32"/>
         </w:rPr>
@@ -364,6 +269,8 @@
       <w:pPr>
         <w:rPr>
           <w:rFonts w:hint="eastAsia"/>
+          <w:sz w:val="28"/>
+          <w:szCs w:val="32"/>
         </w:rPr>
       </w:pPr>
     </w:p>
@@ -404,15 +311,7 @@
         </w:rPr>
       </w:pPr>
       <w:r>
-        <w:t>5. 任务</w:t>
-      </w:r>
-      <w:proofErr w:type="gramStart"/>
-      <w:r>
-        <w:t>一</w:t>
-      </w:r>
-      <w:proofErr w:type="gramEnd"/>
-      <w:r>
-        <w:t>，找到从哪里入手。讨论。学生讲解。*老师总结方法。</w:t>
+        <w:t>5. 任务一，找到从哪里入手。讨论。学生讲解。*老师总结方法。</w:t>
       </w:r>
     </w:p>
     <w:p>
@@ -496,23 +395,10 @@
         <w:t>10</w:t>
       </w:r>
       <w:r>
-        <w:t>. .html</w:t>
-      </w:r>
-      <w:proofErr w:type="gramStart"/>
-      <w:r>
-        <w:t>数独游戏</w:t>
-      </w:r>
-      <w:proofErr w:type="gramEnd"/>
-      <w:r>
-        <w:t>，四个人同台竞技*</w:t>
-      </w:r>
-    </w:p>
-    <w:p>
-      <w:pPr>
-        <w:rPr>
-          <w:rFonts w:hint="eastAsia"/>
-        </w:rPr>
-      </w:pPr>
+        <w:t>. .html数独游戏，四个人同台竞技*</w:t>
+      </w:r>
+    </w:p>
+    <w:p>
       <w:r>
         <w:t>1</w:t>
       </w:r>
@@ -547,7 +433,23 @@
           <w:sz w:val="28"/>
           <w:szCs w:val="32"/>
         </w:rPr>
-        <w:t>学习单：</w:t>
+        <w:t>学习单</w:t>
+      </w:r>
+      <w:r>
+        <w:rPr>
+          <w:rFonts w:hint="eastAsia"/>
+          <w:sz w:val="28"/>
+          <w:szCs w:val="32"/>
+        </w:rPr>
+        <w:t>（位于下一页）</w:t>
+      </w:r>
+      <w:r>
+        <w:rPr>
+          <w:rFonts w:hint="eastAsia"/>
+          <w:sz w:val="28"/>
+          <w:szCs w:val="32"/>
+        </w:rPr>
+        <w:t>：</w:t>
       </w:r>
     </w:p>
     <w:p>
@@ -633,25 +535,7 @@
           <w:sz w:val="28"/>
           <w:szCs w:val="32"/>
         </w:rPr>
-        <w:t>（因为学生比较</w:t>
-      </w:r>
-      <w:proofErr w:type="gramStart"/>
-      <w:r>
-        <w:rPr>
-          <w:rFonts w:hint="eastAsia"/>
-          <w:sz w:val="28"/>
-          <w:szCs w:val="32"/>
-        </w:rPr>
-        <w:t>矮所以</w:t>
-      </w:r>
-      <w:proofErr w:type="gramEnd"/>
-      <w:r>
-        <w:rPr>
-          <w:rFonts w:hint="eastAsia"/>
-          <w:sz w:val="28"/>
-          <w:szCs w:val="32"/>
-        </w:rPr>
-        <w:t>位置靠下</w:t>
+        <w:t>（因为学生比较矮所以位置靠下</w:t>
       </w:r>
       <w:r>
         <w:rPr>
